--- a/exemplos/exemplo_carta_quitacao.docx
+++ b/exemplos/exemplo_carta_quitacao.docx
@@ -10,7 +10,7 @@
         <w:rPr>
           <w:sz w:val="20"/>
         </w:rPr>
-        <w:t>01 de July de 2026</w:t>
+        <w:t>03 de July de 2026</w:t>
       </w:r>
     </w:p>
     <w:p>
